--- a/Word documents/AP_F_Block_Spanish_Start_Here.docx
+++ b/Word documents/AP_F_Block_Spanish_Start_Here.docx
@@ -1112,6 +1112,186 @@
         <w:t xml:space="preserve"/>
       </w:r>
     </w:p>
+    <w:p>
+      <w:pPr>
+        <w:pStyle w:val="Heading2"/>
+        <w:keepNext/>
+        <w:spacing w:after="120" w:before="320"/>
+      </w:pPr>
+      <w:r>
+        <w:rPr>
+          <w:rFonts w:ascii="Arial" w:cs="Arial" w:eastAsia="Arial" w:hAnsi="Arial"/>
+          <w:b/>
+          <w:bCs/>
+          <w:color w:val="1F3864"/>
+          <w:sz w:val="28"/>
+          <w:szCs w:val="28"/>
+        </w:rPr>
+        <w:t xml:space="preserve">If AP sets you a drill</w:t>
+      </w:r>
+    </w:p>
+    <w:p>
+      <w:pPr>
+        <w:pStyle w:val="ListParagraph"/>
+        <w:numPr>
+          <w:ilvl w:val="0"/>
+          <w:numId w:val="3"/>
+        </w:numPr>
+        <w:spacing w:after="60" w:line="276"/>
+      </w:pPr>
+      <w:r>
+        <w:rPr>
+          <w:rFonts w:ascii="Arial" w:cs="Arial" w:eastAsia="Arial" w:hAnsi="Arial"/>
+          <w:sz w:val="22"/>
+          <w:szCs w:val="22"/>
+        </w:rPr>
+        <w:t xml:space="preserve">AP can send you a </w:t>
+      </w:r>
+      <w:r>
+        <w:rPr>
+          <w:rFonts w:ascii="Arial" w:cs="Arial" w:eastAsia="Arial" w:hAnsi="Arial"/>
+          <w:b/>
+          <w:bCs/>
+          <w:sz w:val="22"/>
+          <w:szCs w:val="22"/>
+        </w:rPr>
+        <w:t xml:space="preserve">link</w:t>
+      </w:r>
+      <w:r>
+        <w:rPr>
+          <w:rFonts w:ascii="Arial" w:cs="Arial" w:eastAsia="Arial" w:hAnsi="Arial"/>
+          <w:sz w:val="22"/>
+          <w:szCs w:val="22"/>
+        </w:rPr>
+        <w:t xml:space="preserve">, or give you a </w:t>
+      </w:r>
+      <w:r>
+        <w:rPr>
+          <w:rFonts w:ascii="Arial" w:cs="Arial" w:eastAsia="Arial" w:hAnsi="Arial"/>
+          <w:b/>
+          <w:bCs/>
+          <w:sz w:val="22"/>
+          <w:szCs w:val="22"/>
+        </w:rPr>
+        <w:t xml:space="preserve">code</w:t>
+      </w:r>
+      <w:r>
+        <w:rPr>
+          <w:rFonts w:ascii="Arial" w:cs="Arial" w:eastAsia="Arial" w:hAnsi="Arial"/>
+          <w:sz w:val="22"/>
+          <w:szCs w:val="22"/>
+        </w:rPr>
+        <w:t xml:space="preserve"> to type on the AP Tests page (it starts </w:t>
+      </w:r>
+      <w:r>
+        <w:rPr>
+          <w:rFonts w:ascii="Arial" w:cs="Arial" w:eastAsia="Arial" w:hAnsi="Arial"/>
+          <w:b/>
+          <w:bCs/>
+          <w:sz w:val="22"/>
+          <w:szCs w:val="22"/>
+        </w:rPr>
+        <w:t xml:space="preserve">DRS</w:t>
+      </w:r>
+      <w:r>
+        <w:rPr>
+          <w:rFonts w:ascii="Arial" w:cs="Arial" w:eastAsia="Arial" w:hAnsi="Arial"/>
+          <w:sz w:val="22"/>
+          <w:szCs w:val="22"/>
+        </w:rPr>
+        <w:t xml:space="preserve">, for example </w:t>
+      </w:r>
+      <w:r>
+        <w:rPr>
+          <w:rFonts w:ascii="Arial" w:cs="Arial" w:eastAsia="Arial" w:hAnsi="Arial"/>
+          <w:b/>
+          <w:bCs/>
+          <w:sz w:val="22"/>
+          <w:szCs w:val="22"/>
+        </w:rPr>
+        <w:t xml:space="preserve">DRS101</w:t>
+      </w:r>
+      <w:r>
+        <w:rPr>
+          <w:rFonts w:ascii="Arial" w:cs="Arial" w:eastAsia="Arial" w:hAnsi="Arial"/>
+          <w:sz w:val="22"/>
+          <w:szCs w:val="22"/>
+        </w:rPr>
+        <w:t xml:space="preserve">). It opens AP F Spanish Vocab </w:t>
+      </w:r>
+      <w:r>
+        <w:rPr>
+          <w:rFonts w:ascii="Arial" w:cs="Arial" w:eastAsia="Arial" w:hAnsi="Arial"/>
+          <w:b/>
+          <w:bCs/>
+          <w:sz w:val="22"/>
+          <w:szCs w:val="22"/>
+        </w:rPr>
+        <w:t xml:space="preserve">straight into a drill that AP has chosen</w:t>
+      </w:r>
+      <w:r>
+        <w:rPr>
+          <w:rFonts w:ascii="Arial" w:cs="Arial" w:eastAsia="Arial" w:hAnsi="Arial"/>
+          <w:sz w:val="22"/>
+          <w:szCs w:val="22"/>
+        </w:rPr>
+        <w:t xml:space="preserve">: the topics, the direction and the number of cards are already set.</w:t>
+      </w:r>
+    </w:p>
+    <w:p>
+      <w:pPr>
+        <w:pStyle w:val="ListParagraph"/>
+        <w:numPr>
+          <w:ilvl w:val="0"/>
+          <w:numId w:val="3"/>
+        </w:numPr>
+        <w:spacing w:after="60" w:line="276"/>
+      </w:pPr>
+      <w:r>
+        <w:rPr>
+          <w:rFonts w:ascii="Arial" w:cs="Arial" w:eastAsia="Arial" w:hAnsi="Arial"/>
+          <w:sz w:val="22"/>
+          <w:szCs w:val="22"/>
+        </w:rPr>
+        <w:t xml:space="preserve">A dark bar says </w:t>
+      </w:r>
+      <w:r>
+        <w:rPr>
+          <w:rFonts w:ascii="Arial" w:cs="Arial" w:eastAsia="Arial" w:hAnsi="Arial"/>
+          <w:b/>
+          <w:bCs/>
+          <w:sz w:val="22"/>
+          <w:szCs w:val="22"/>
+        </w:rPr>
+        <w:t xml:space="preserve">"Drill set by AP"</w:t>
+      </w:r>
+      <w:r>
+        <w:rPr>
+          <w:rFonts w:ascii="Arial" w:cs="Arial" w:eastAsia="Arial" w:hAnsi="Arial"/>
+          <w:sz w:val="22"/>
+          <w:szCs w:val="22"/>
+        </w:rPr>
+        <w:t xml:space="preserve">. No timer, nothing logged: do it as normal. Press </w:t>
+      </w:r>
+      <w:r>
+        <w:rPr>
+          <w:rFonts w:ascii="Arial" w:cs="Arial" w:eastAsia="Arial" w:hAnsi="Arial"/>
+          <w:b/>
+          <w:bCs/>
+          <w:sz w:val="22"/>
+          <w:szCs w:val="22"/>
+        </w:rPr>
+        <w:t xml:space="preserve">✕ Free practice</w:t>
+      </w:r>
+      <w:r>
+        <w:rPr>
+          <w:rFonts w:ascii="Arial" w:cs="Arial" w:eastAsia="Arial" w:hAnsi="Arial"/>
+          <w:sz w:val="22"/>
+          <w:szCs w:val="22"/>
+        </w:rPr>
+        <w:t xml:space="preserve"> to choose your own topics. If the link "does not work", ask AP for it again.</w:t>
+      </w:r>
+    </w:p>
     <w:tbl>
       <w:tblPr>
         <w:tblW w:type="dxa" w:w="9638"/>
@@ -1236,7 +1416,7 @@
     </w:p>
     <w:sectPr>
       <w:pgSz w:w="11906" w:h="16838" w:orient="portrait"/>
-      <w:pgMar w:top="850" w:right="1134" w:bottom="850" w:left="1134" w:header="708" w:footer="708" w:gutter="0"/>
+      <w:pgMar w:top="700" w:right="1134" w:bottom="650" w:left="1134" w:header="708" w:footer="708" w:gutter="0"/>
       <w:pgNumType/>
       <w:docGrid w:linePitch="360"/>
     </w:sectPr>

--- a/Word documents/AP_F_Block_Spanish_Start_Here.docx
+++ b/Word documents/AP_F_Block_Spanish_Start_Here.docx
@@ -202,28 +202,12 @@
             <w:r>
               <w:rPr>
                 <w:rFonts w:ascii="Arial" w:cs="Arial" w:eastAsia="Arial" w:hAnsi="Arial"/>
-                <w:sz w:val="20"/>
-                <w:szCs w:val="20"/>
-              </w:rPr>
-              <w:t xml:space="preserve"/>
-            </w:r>
-            <w:r>
-              <w:rPr>
-                <w:rFonts w:ascii="Arial" w:cs="Arial" w:eastAsia="Arial" w:hAnsi="Arial"/>
                 <w:b/>
                 <w:bCs/>
                 <w:sz w:val="20"/>
                 <w:szCs w:val="20"/>
               </w:rPr>
               <w:t xml:space="preserve">AP F Spanish Vocab</w:t>
-            </w:r>
-            <w:r>
-              <w:rPr>
-                <w:rFonts w:ascii="Arial" w:cs="Arial" w:eastAsia="Arial" w:hAnsi="Arial"/>
-                <w:sz w:val="20"/>
-                <w:szCs w:val="20"/>
-              </w:rPr>
-              <w:t xml:space="preserve"/>
             </w:r>
           </w:p>
         </w:tc>
@@ -316,28 +300,12 @@
             <w:r>
               <w:rPr>
                 <w:rFonts w:ascii="Arial" w:cs="Arial" w:eastAsia="Arial" w:hAnsi="Arial"/>
-                <w:sz w:val="20"/>
-                <w:szCs w:val="20"/>
-              </w:rPr>
-              <w:t xml:space="preserve"/>
-            </w:r>
-            <w:r>
-              <w:rPr>
-                <w:rFonts w:ascii="Arial" w:cs="Arial" w:eastAsia="Arial" w:hAnsi="Arial"/>
                 <w:b/>
                 <w:bCs/>
                 <w:sz w:val="20"/>
                 <w:szCs w:val="20"/>
               </w:rPr>
               <w:t xml:space="preserve">AP Spanish Verbs</w:t>
-            </w:r>
-            <w:r>
-              <w:rPr>
-                <w:rFonts w:ascii="Arial" w:cs="Arial" w:eastAsia="Arial" w:hAnsi="Arial"/>
-                <w:sz w:val="20"/>
-                <w:szCs w:val="20"/>
-              </w:rPr>
-              <w:t xml:space="preserve"/>
             </w:r>
           </w:p>
         </w:tc>
@@ -512,14 +480,6 @@
       <w:r>
         <w:rPr>
           <w:rFonts w:ascii="Arial" w:cs="Arial" w:eastAsia="Arial" w:hAnsi="Arial"/>
-          <w:sz w:val="22"/>
-          <w:szCs w:val="22"/>
-        </w:rPr>
-        <w:t xml:space="preserve"/>
-      </w:r>
-      <w:r>
-        <w:rPr>
-          <w:rFonts w:ascii="Arial" w:cs="Arial" w:eastAsia="Arial" w:hAnsi="Arial"/>
           <w:b/>
           <w:bCs/>
           <w:sz w:val="22"/>
@@ -1034,14 +994,6 @@
       <w:r>
         <w:rPr>
           <w:rFonts w:ascii="Arial" w:cs="Arial" w:eastAsia="Arial" w:hAnsi="Arial"/>
-          <w:sz w:val="22"/>
-          <w:szCs w:val="22"/>
-        </w:rPr>
-        <w:t xml:space="preserve"/>
-      </w:r>
-      <w:r>
-        <w:rPr>
-          <w:rFonts w:ascii="Arial" w:cs="Arial" w:eastAsia="Arial" w:hAnsi="Arial"/>
           <w:b/>
           <w:bCs/>
           <w:sz w:val="22"/>
@@ -1055,7 +1007,7 @@
           <w:sz w:val="22"/>
           <w:szCs w:val="22"/>
         </w:rPr>
-        <w:t xml:space="preserve"> cards play by themselves, question then answer, with no marking. Brilliant for listening while you tidy your room.</w:t>
+        <w:t xml:space="preserve"> cards play by themselves, question then answer, with no marking.</w:t>
       </w:r>
     </w:p>
     <w:p>
@@ -1070,11 +1022,31 @@
       <w:r>
         <w:rPr>
           <w:rFonts w:ascii="Arial" w:cs="Arial" w:eastAsia="Arial" w:hAnsi="Arial"/>
-          <w:sz w:val="22"/>
-          <w:szCs w:val="22"/>
-        </w:rPr>
-        <w:t xml:space="preserve"/>
-      </w:r>
+          <w:b/>
+          <w:bCs/>
+          <w:sz w:val="22"/>
+          <w:szCs w:val="22"/>
+        </w:rPr>
+        <w:t xml:space="preserve">⚡ AP Speed Challenge ("Vocab fast!"):</w:t>
+      </w:r>
+      <w:r>
+        <w:rPr>
+          <w:rFonts w:ascii="Arial" w:cs="Arial" w:eastAsia="Arial" w:hAnsi="Arial"/>
+          <w:sz w:val="22"/>
+          <w:szCs w:val="22"/>
+        </w:rPr>
+        <w:t xml:space="preserve"> the banner at the top of the Vocab app. A tile game for a pair or team: say the Spanish, click the tile, press ✓ or ✗.</w:t>
+      </w:r>
+    </w:p>
+    <w:p>
+      <w:pPr>
+        <w:pStyle w:val="ListParagraph"/>
+        <w:numPr>
+          <w:ilvl w:val="0"/>
+          <w:numId w:val="3"/>
+        </w:numPr>
+        <w:spacing w:after="60" w:line="276"/>
+      </w:pPr>
       <w:r>
         <w:rPr>
           <w:rFonts w:ascii="Arial" w:cs="Arial" w:eastAsia="Arial" w:hAnsi="Arial"/>
@@ -1091,25 +1063,17 @@
           <w:sz w:val="22"/>
           <w:szCs w:val="22"/>
         </w:rPr>
-        <w:t xml:space="preserve"> a short test you mark yourself and save as a PDF to OneNote (Class Work if done in Birley 12, EW if done in your House). </w:t>
-      </w:r>
-      <w:r>
-        <w:rPr>
-          <w:rFonts w:ascii="Arial" w:cs="Arial" w:eastAsia="Arial" w:hAnsi="Arial"/>
-          <w:b/>
-          <w:bCs/>
-          <w:sz w:val="22"/>
-          <w:szCs w:val="22"/>
-        </w:rPr>
-        <w:t xml:space="preserve">Do not leave the page during a test or a loud siren sounds.</w:t>
-      </w:r>
-      <w:r>
-        <w:rPr>
-          <w:rFonts w:ascii="Arial" w:cs="Arial" w:eastAsia="Arial" w:hAnsi="Arial"/>
-          <w:sz w:val="22"/>
-          <w:szCs w:val="22"/>
-        </w:rPr>
-        <w:t xml:space="preserve"/>
+        <w:t xml:space="preserve"> a short test you mark yourself and save as a PDF to OneNote (Class Work in Birley 12, EW in your House). </w:t>
+      </w:r>
+      <w:r>
+        <w:rPr>
+          <w:rFonts w:ascii="Arial" w:cs="Arial" w:eastAsia="Arial" w:hAnsi="Arial"/>
+          <w:b/>
+          <w:bCs/>
+          <w:sz w:val="22"/>
+          <w:szCs w:val="22"/>
+        </w:rPr>
+        <w:t xml:space="preserve">Do not leave the page in a test: a loud siren sounds.</w:t>
       </w:r>
     </w:p>
     <w:p>
@@ -1349,7 +1313,7 @@
                 <w:sz w:val="21"/>
                 <w:szCs w:val="21"/>
               </w:rPr>
-              <w:t xml:space="preserve">Accents matter: a missing accent costs a mark in a test. If a button is marked </w:t>
+              <w:t xml:space="preserve">Accents matter: a missing accent costs a mark. Buttons marked </w:t>
             </w:r>
             <w:r>
               <w:rPr>
@@ -1360,24 +1324,6 @@
                 <w:szCs w:val="21"/>
               </w:rPr>
               <w:t xml:space="preserve">✎ Edit</w:t>
-            </w:r>
-            <w:r>
-              <w:rPr>
-                <w:rFonts w:ascii="Arial" w:cs="Arial" w:eastAsia="Arial" w:hAnsi="Arial"/>
-                <w:sz w:val="21"/>
-                <w:szCs w:val="21"/>
-              </w:rPr>
-              <w:t xml:space="preserve">, </w:t>
-            </w:r>
-            <w:r>
-              <w:rPr>
-                <w:rFonts w:ascii="Arial" w:cs="Arial" w:eastAsia="Arial" w:hAnsi="Arial"/>
-                <w:b/>
-                <w:bCs/>
-                <w:sz w:val="21"/>
-                <w:szCs w:val="21"/>
-              </w:rPr>
-              <w:t xml:space="preserve">Print Content</w:t>
             </w:r>
             <w:r>
               <w:rPr>
@@ -1403,7 +1349,7 @@
                 <w:sz w:val="21"/>
                 <w:szCs w:val="21"/>
               </w:rPr>
-              <w:t xml:space="preserve">, it is for AP. Leave it alone. The full guide has every button explained.</w:t>
+              <w:t xml:space="preserve"> are for AP. The full guide explains every button.</w:t>
             </w:r>
           </w:p>
         </w:tc>
@@ -1416,7 +1362,7 @@
     </w:p>
     <w:sectPr>
       <w:pgSz w:w="11906" w:h="16838" w:orient="portrait"/>
-      <w:pgMar w:top="700" w:right="1134" w:bottom="650" w:left="1134" w:header="708" w:footer="708" w:gutter="0"/>
+      <w:pgMar w:top="560" w:right="1134" w:bottom="520" w:left="1134" w:header="708" w:footer="708" w:gutter="0"/>
       <w:pgNumType/>
       <w:docGrid w:linePitch="360"/>
     </w:sectPr>
@@ -1648,8 +1594,8 @@
     <w:rPrDefault>
       <w:rPr>
         <w:rFonts w:ascii="Arial" w:cs="Arial" w:eastAsia="Arial" w:hAnsi="Arial"/>
-        <w:sz w:val="22"/>
-        <w:szCs w:val="22"/>
+        <w:sz w:val="21"/>
+        <w:szCs w:val="21"/>
       </w:rPr>
     </w:rPrDefault>
     <w:pPrDefault/>
